--- a/job-search/resumes/16_Cardinal_Health_Business_Analyst.docx
+++ b/job-search/resumes/16_Cardinal_Health_Business_Analyst.docx
@@ -56,7 +56,7 @@
     </w:p>
     <w:p>
       <w:pPr>
-        <w:spacing w:after="60" w:before="160" w:line="240" w:lineRule="auto"/>
+        <w:spacing w:after="60" w:before="140" w:line="240" w:lineRule="auto"/>
         <w:pBdr>
           <w:bottom w:val="single" w:sz="6" w:space="2" w:color="BFBFBF"/>
         </w:pBdr>
@@ -84,12 +84,12 @@
           <w:i w:val="0"/>
           <w:sz w:val="20"/>
         </w:rPr>
-        <w:t>Business analyst with 6+ years acting as the bridge between business partners and technical teams, translating business need into requirements that survive design, build, test and release. Writes user stories and acceptance criteria, authors test cases, partners with QA through defect triage, and drives UAT and business acceptance to formal sign-off. Comfortable across SAP, SQL Server, Snowflake and Informatica, performing impact and scope analysis over integrated systems before build. Managed pharmaceutical master data across 1,000+ SKUs and built the reporting that flagged supply and inventory risk in real time. M.S. Information Systems; B.E. Industrial Engineering.</w:t>
+        <w:t>Business analyst with 6+ years acting as the bridge between business partners and technical teams, translating business need into requirements that hold through design, build, testing and release. Writes user stories and acceptance criteria, authors test cases, partners with QA through defect triage, and drives UAT and business acceptance to formal sign-off. Managed 1,000+ pharmaceutical SKUs across East and West Africa and drove a $50M logistics cost reduction through cost-benefit and root cause analysis. Advanced SQL and Python with Power BI and Tableau — dashboards that cut reporting time 30% and KPI frameworks presented monthly to senior leadership.</w:t>
       </w:r>
     </w:p>
     <w:p>
       <w:pPr>
-        <w:spacing w:after="60" w:before="160" w:line="240" w:lineRule="auto"/>
+        <w:spacing w:after="60" w:before="140" w:line="240" w:lineRule="auto"/>
         <w:pBdr>
           <w:bottom w:val="single" w:sz="6" w:space="2" w:color="BFBFBF"/>
         </w:pBdr>
@@ -117,12 +117,12 @@
           <w:i w:val="0"/>
           <w:sz w:val="19"/>
         </w:rPr>
-        <w:t>Requirements Elicitation &amp; Documentation  ·  User Stories &amp; Acceptance Criteria  ·  UAT &amp; Business Acceptance Testing  ·  Test Case Authoring &amp; QA Partnership  ·  Current/Future-State Process Analysis  ·  Requirements Traceability  ·  Systems &amp; Integration Impact Analysis  ·  ERP (SAP) Implementation Support  ·  Solution Documentation  ·  Healthcare &amp; Pharmaceutical Data  ·  Stakeholder Communication  ·  Mentoring &amp; Knowledge Transfer</w:t>
+        <w:t>healthcare data  ·  stakeholder management  ·  solution documentation  ·  PowerPoint &amp; executive presentation  ·  Excel (advanced)  ·  business requirements gathering  ·  requirements elicitation  ·  process flows &amp; mapping (Visio)  ·  full SDLC  ·  UAT / user acceptance testing  ·  test case authoring  ·  QA partnership  ·  system &amp; data integration  ·  Agile</w:t>
       </w:r>
     </w:p>
     <w:p>
       <w:pPr>
-        <w:spacing w:after="60" w:before="160" w:line="240" w:lineRule="auto"/>
+        <w:spacing w:after="60" w:before="140" w:line="240" w:lineRule="auto"/>
         <w:pBdr>
           <w:bottom w:val="single" w:sz="6" w:space="2" w:color="BFBFBF"/>
         </w:pBdr>
@@ -149,14 +149,14 @@
           <w:b/>
           <w:sz w:val="20"/>
         </w:rPr>
-        <w:t xml:space="preserve">Business Analysis: </w:t>
+        <w:t xml:space="preserve">Delivery &amp; Tools: </w:t>
       </w:r>
       <w:r>
         <w:rPr>
           <w:rFonts w:ascii="Calibri" w:hAnsi="Calibri"/>
           <w:sz w:val="20"/>
         </w:rPr>
-        <w:t>Requirements elicitation, functional &amp; non-functional specs, user stories, acceptance criteria, process flows (Visio), current/future-state and gap analysis</w:t>
+        <w:t>stakeholder management, PowerPoint &amp; executive presentation, Agile, mentoring &amp; knowledge transfer, Agile/Scrum, Waterfall, JIRA, Confluence</w:t>
       </w:r>
     </w:p>
     <w:p>
@@ -169,14 +169,34 @@
           <w:b/>
           <w:sz w:val="20"/>
         </w:rPr>
-        <w:t xml:space="preserve">Delivery &amp; Tools: </w:t>
+        <w:t xml:space="preserve">Domain Expertise: </w:t>
       </w:r>
       <w:r>
         <w:rPr>
           <w:rFonts w:ascii="Calibri" w:hAnsi="Calibri"/>
           <w:sz w:val="20"/>
         </w:rPr>
-        <w:t>Agile/Scrum, SAFe, Waterfall, hybrid delivery, JIRA, Confluence, Smartsheet, Lean, root cause analysis</w:t>
+        <w:t>healthcare data</w:t>
+      </w:r>
+    </w:p>
+    <w:p>
+      <w:pPr>
+        <w:spacing w:after="20" w:before="0" w:line="240" w:lineRule="auto"/>
+      </w:pPr>
+      <w:r>
+        <w:rPr>
+          <w:rFonts w:ascii="Calibri" w:hAnsi="Calibri"/>
+          <w:b/>
+          <w:sz w:val="20"/>
+        </w:rPr>
+        <w:t xml:space="preserve">Business Analysis: </w:t>
+      </w:r>
+      <w:r>
+        <w:rPr>
+          <w:rFonts w:ascii="Calibri" w:hAnsi="Calibri"/>
+          <w:sz w:val="20"/>
+        </w:rPr>
+        <w:t>solution documentation, business requirements gathering, requirements elicitation, process flows &amp; mapping (Visio), full SDLC</w:t>
       </w:r>
     </w:p>
     <w:p>
@@ -196,7 +216,7 @@
           <w:rFonts w:ascii="Calibri" w:hAnsi="Calibri"/>
           <w:sz w:val="20"/>
         </w:rPr>
-        <w:t>Test scenarios &amp; test cases, test data preparation, QA partnership, defect triage, UAT and business acceptance</w:t>
+        <w:t>UAT / user acceptance testing, test case authoring, QA partnership</w:t>
       </w:r>
     </w:p>
     <w:p>
@@ -209,14 +229,14 @@
           <w:b/>
           <w:sz w:val="20"/>
         </w:rPr>
-        <w:t xml:space="preserve">Analytics &amp; Querying: </w:t>
+        <w:t xml:space="preserve">Languages &amp; Querying: </w:t>
       </w:r>
       <w:r>
         <w:rPr>
           <w:rFonts w:ascii="Calibri" w:hAnsi="Calibri"/>
           <w:sz w:val="20"/>
         </w:rPr>
-        <w:t>SQL (advanced), Python (Pandas, NumPy, Scikit-learn), Excel (advanced), SAS, VBA, PowerShell</w:t>
+        <w:t>Excel (advanced), SQL (advanced), Python (Pandas, NumPy, Scikit-learn), VBA</w:t>
       </w:r>
     </w:p>
     <w:p>
@@ -236,7 +256,7 @@
           <w:rFonts w:ascii="Calibri" w:hAnsi="Calibri"/>
           <w:sz w:val="20"/>
         </w:rPr>
-        <w:t>ETL pipeline development, Informatica, large-dataset cleaning &amp; processing, data modeling, database design, system integration</w:t>
+        <w:t>system &amp; data integration, ETL pipeline development, Informatica, data modeling</w:t>
       </w:r>
     </w:p>
     <w:p>
@@ -249,19 +269,19 @@
           <w:b/>
           <w:sz w:val="20"/>
         </w:rPr>
-        <w:t xml:space="preserve">Cloud &amp; Delivery: </w:t>
+        <w:t xml:space="preserve">BI &amp; Visualization: </w:t>
       </w:r>
       <w:r>
         <w:rPr>
           <w:rFonts w:ascii="Calibri" w:hAnsi="Calibri"/>
           <w:sz w:val="20"/>
         </w:rPr>
-        <w:t>Cloud platforms (AWS/Azure/GCP), CI/CD pipelines, Snowflake, SQL Server</w:t>
+        <w:t>Power BI (DAX, Power Query), Tableau, SSRS, dashboards, KPI design &amp; monitoring</w:t>
       </w:r>
     </w:p>
     <w:p>
       <w:pPr>
-        <w:spacing w:after="60" w:before="160" w:line="240" w:lineRule="auto"/>
+        <w:spacing w:after="60" w:before="140" w:line="240" w:lineRule="auto"/>
         <w:pBdr>
           <w:bottom w:val="single" w:sz="6" w:space="2" w:color="BFBFBF"/>
         </w:pBdr>
@@ -317,76 +337,6 @@
           <w:rFonts w:ascii="Calibri" w:hAnsi="Calibri"/>
           <w:sz w:val="20"/>
         </w:rPr>
-        <w:t>Elicit business, functional and non-functional requirements from non-technical stakeholders and translate them into documented specifications, user stories and acceptance criteria.</w:t>
-      </w:r>
-    </w:p>
-    <w:p>
-      <w:pPr>
-        <w:pStyle w:val="ListBullet"/>
-        <w:spacing w:after="40" w:before="0" w:line="240" w:lineRule="auto"/>
-        <w:ind w:left="259" w:hanging="187"/>
-      </w:pPr>
-      <w:r>
-        <w:rPr>
-          <w:rFonts w:ascii="Calibri" w:hAnsi="Calibri"/>
-          <w:sz w:val="20"/>
-        </w:rPr>
-        <w:t>Analyze current- and future-state business processes to identify gaps, dependencies and improvement opportunities ahead of build.</w:t>
-      </w:r>
-    </w:p>
-    <w:p>
-      <w:pPr>
-        <w:pStyle w:val="ListBullet"/>
-        <w:spacing w:after="40" w:before="0" w:line="240" w:lineRule="auto"/>
-        <w:ind w:left="259" w:hanging="187"/>
-      </w:pPr>
-      <w:r>
-        <w:rPr>
-          <w:rFonts w:ascii="Calibri" w:hAnsi="Calibri"/>
-          <w:sz w:val="20"/>
-        </w:rPr>
-        <w:t>Execute SQL against backend databases for extraction, validation and reconciliation, confirming delivered data matches documented requirements before release.</w:t>
-      </w:r>
-    </w:p>
-    <w:p>
-      <w:pPr>
-        <w:pStyle w:val="ListBullet"/>
-        <w:spacing w:after="40" w:before="0" w:line="240" w:lineRule="auto"/>
-        <w:ind w:left="259" w:hanging="187"/>
-      </w:pPr>
-      <w:r>
-        <w:rPr>
-          <w:rFonts w:ascii="Calibri" w:hAnsi="Calibri"/>
-          <w:sz w:val="20"/>
-        </w:rPr>
-        <w:t>Track analytics and delivery work in JIRA and document standards, templates and procedures in Confluence, maintaining backlog visibility, ownership and dependency tracking.</w:t>
-      </w:r>
-    </w:p>
-    <w:p>
-      <w:pPr>
-        <w:pStyle w:val="ListBullet"/>
-        <w:spacing w:after="40" w:before="0" w:line="240" w:lineRule="auto"/>
-        <w:ind w:left="259" w:hanging="187"/>
-      </w:pPr>
-      <w:r>
-        <w:rPr>
-          <w:rFonts w:ascii="Calibri" w:hAnsi="Calibri"/>
-          <w:sz w:val="20"/>
-        </w:rPr>
-        <w:t>Built analytical models for the transportation function that exposed critical deficiencies in the bidding process, delivering recommendations worth $10M in annual cost savings.</w:t>
-      </w:r>
-    </w:p>
-    <w:p>
-      <w:pPr>
-        <w:pStyle w:val="ListBullet"/>
-        <w:spacing w:after="40" w:before="0" w:line="240" w:lineRule="auto"/>
-        <w:ind w:left="259" w:hanging="187"/>
-      </w:pPr>
-      <w:r>
-        <w:rPr>
-          <w:rFonts w:ascii="Calibri" w:hAnsi="Calibri"/>
-          <w:sz w:val="20"/>
-        </w:rPr>
         <w:t>Partnered with product and operations teams to turn analysis into process improvements, contributing to a $10,000 monthly labor cost reduction.</w:t>
       </w:r>
     </w:p>
@@ -415,7 +365,77 @@
           <w:rFonts w:ascii="Calibri" w:hAnsi="Calibri"/>
           <w:sz w:val="20"/>
         </w:rPr>
-        <w:t>Maintain requirements traceability and version control across delivery cycles, keeping changes auditable from initial request through release.</w:t>
+        <w:t>Execute SQL against backend databases for extraction, validation and reconciliation, confirming delivered data matches documented requirements before release.</w:t>
+      </w:r>
+    </w:p>
+    <w:p>
+      <w:pPr>
+        <w:pStyle w:val="ListBullet"/>
+        <w:spacing w:after="40" w:before="0" w:line="240" w:lineRule="auto"/>
+        <w:ind w:left="259" w:hanging="187"/>
+      </w:pPr>
+      <w:r>
+        <w:rPr>
+          <w:rFonts w:ascii="Calibri" w:hAnsi="Calibri"/>
+          <w:sz w:val="20"/>
+        </w:rPr>
+        <w:t>Built analytical models for the transportation function that exposed critical deficiencies in the bidding process, delivering recommendations worth $10M in annual cost savings.</w:t>
+      </w:r>
+    </w:p>
+    <w:p>
+      <w:pPr>
+        <w:pStyle w:val="ListBullet"/>
+        <w:spacing w:after="40" w:before="0" w:line="240" w:lineRule="auto"/>
+        <w:ind w:left="259" w:hanging="187"/>
+      </w:pPr>
+      <w:r>
+        <w:rPr>
+          <w:rFonts w:ascii="Calibri" w:hAnsi="Calibri"/>
+          <w:sz w:val="20"/>
+        </w:rPr>
+        <w:t>Elicit business, functional and non-functional requirements from non-technical stakeholders and translate them into documented specifications, user stories and acceptance criteria.</w:t>
+      </w:r>
+    </w:p>
+    <w:p>
+      <w:pPr>
+        <w:pStyle w:val="ListBullet"/>
+        <w:spacing w:after="40" w:before="0" w:line="240" w:lineRule="auto"/>
+        <w:ind w:left="259" w:hanging="187"/>
+      </w:pPr>
+      <w:r>
+        <w:rPr>
+          <w:rFonts w:ascii="Calibri" w:hAnsi="Calibri"/>
+          <w:sz w:val="20"/>
+        </w:rPr>
+        <w:t>Serve as an expert resource to report consumers and mentor junior analysts on analytical methods, documentation standards and stakeholder communication.</w:t>
+      </w:r>
+    </w:p>
+    <w:p>
+      <w:pPr>
+        <w:pStyle w:val="ListBullet"/>
+        <w:spacing w:after="40" w:before="0" w:line="240" w:lineRule="auto"/>
+        <w:ind w:left="259" w:hanging="187"/>
+      </w:pPr>
+      <w:r>
+        <w:rPr>
+          <w:rFonts w:ascii="Calibri" w:hAnsi="Calibri"/>
+          <w:sz w:val="20"/>
+        </w:rPr>
+        <w:t>Engineered and deployed interactive Power BI dashboards integrating disparate enterprise data sources, cutting reporting time 30% and generating $20,000 in annual savings.</w:t>
+      </w:r>
+    </w:p>
+    <w:p>
+      <w:pPr>
+        <w:pStyle w:val="ListBullet"/>
+        <w:spacing w:after="40" w:before="0" w:line="240" w:lineRule="auto"/>
+        <w:ind w:left="259" w:hanging="187"/>
+      </w:pPr>
+      <w:r>
+        <w:rPr>
+          <w:rFonts w:ascii="Calibri" w:hAnsi="Calibri"/>
+          <w:sz w:val="20"/>
+        </w:rPr>
+        <w:t>Developed SQL and Python analyses across large-scale sales datasets to surface demand-supply imbalances, improving forecast accuracy 25% and informing inventory and capacity decisions.</w:t>
       </w:r>
     </w:p>
     <w:p>
@@ -471,21 +491,7 @@
           <w:rFonts w:ascii="Calibri" w:hAnsi="Calibri"/>
           <w:sz w:val="20"/>
         </w:rPr>
-        <w:t>Performed impact and scope analysis across supported applications and integrations, identifying systems impacts, dependencies and requirement gaps before build.</w:t>
-      </w:r>
-    </w:p>
-    <w:p>
-      <w:pPr>
-        <w:pStyle w:val="ListBullet"/>
-        <w:spacing w:after="40" w:before="0" w:line="240" w:lineRule="auto"/>
-        <w:ind w:left="259" w:hanging="187"/>
-      </w:pPr>
-      <w:r>
-        <w:rPr>
-          <w:rFonts w:ascii="Calibri" w:hAnsi="Calibri"/>
-          <w:sz w:val="20"/>
-        </w:rPr>
-        <w:t>Managed analytics delivery under Agile/Scrum and Waterfall in JIRA, tracking work items, owners, status, dependencies and risks while aligning stakeholders on roadmaps.</w:t>
+        <w:t>Validated delivered functionality against documented requirements through structured business acceptance testing at cutover.</w:t>
       </w:r>
     </w:p>
     <w:p>
@@ -527,7 +533,7 @@
           <w:rFonts w:ascii="Calibri" w:hAnsi="Calibri"/>
           <w:sz w:val="20"/>
         </w:rPr>
-        <w:t>Validated delivered functionality against documented requirements through structured business acceptance testing at cutover.</w:t>
+        <w:t>Integrated SSRS with SQL Server and Excel to automate reporting pipelines, eliminating manual reporting effort and improving data accessibility for business and IT teams.</w:t>
       </w:r>
     </w:p>
     <w:p>
@@ -541,12 +547,26 @@
           <w:rFonts w:ascii="Calibri" w:hAnsi="Calibri"/>
           <w:sz w:val="20"/>
         </w:rPr>
-        <w:t>Established a standardized Informatica ETL operating procedure for product data ingestion into SAP, creating consistent, auditable and lineage-traceable data flows across business functions.</w:t>
+        <w:t>Improved demand forecast accuracy 20% through recurring performance reviews with planners and business subject-matter experts, using statistical models and historical trend analysis.</w:t>
       </w:r>
     </w:p>
     <w:p>
       <w:pPr>
-        <w:spacing w:after="60" w:before="160" w:line="240" w:lineRule="auto"/>
+        <w:pStyle w:val="ListBullet"/>
+        <w:spacing w:after="40" w:before="0" w:line="240" w:lineRule="auto"/>
+        <w:ind w:left="259" w:hanging="187"/>
+      </w:pPr>
+      <w:r>
+        <w:rPr>
+          <w:rFonts w:ascii="Calibri" w:hAnsi="Calibri"/>
+          <w:sz w:val="20"/>
+        </w:rPr>
+        <w:t>Performed impact and scope analysis across supported applications and integrations, identifying systems impacts, dependencies and requirement gaps before build.</w:t>
+      </w:r>
+    </w:p>
+    <w:p>
+      <w:pPr>
+        <w:spacing w:after="60" w:before="140" w:line="240" w:lineRule="auto"/>
         <w:pBdr>
           <w:bottom w:val="single" w:sz="6" w:space="2" w:color="BFBFBF"/>
         </w:pBdr>
@@ -621,7 +641,7 @@
     </w:p>
     <w:sectPr>
       <w:pgSz w:w="12240" w:h="15840"/>
-      <w:pgMar w:top="720" w:right="936" w:bottom="720" w:left="936" w:header="720" w:footer="720" w:gutter="0"/>
+      <w:pgMar w:top="720" w:right="864" w:bottom="720" w:left="864" w:header="720" w:footer="720" w:gutter="0"/>
       <w:cols w:space="720"/>
       <w:docGrid w:linePitch="360"/>
     </w:sectPr>
